--- a/docs/reviews/review.docx
+++ b/docs/reviews/review.docx
@@ -111,13 +111,37 @@
     </w:p>
     <w:p>
       <w:r>
-        <w:t>Выпускная квалификационная работа на тему «</w:t>
+        <w:t xml:space="preserve">Выпускная квалификационная работа </w:t>
+      </w:r>
+      <w:r>
+        <w:t>по</w:t>
+      </w:r>
+      <w:r>
+        <w:t xml:space="preserve"> </w:t>
+      </w:r>
+      <w:r>
+        <w:t xml:space="preserve">актуальной и перспективной </w:t>
+      </w:r>
+      <w:r>
+        <w:t>тем</w:t>
+      </w:r>
+      <w:r>
+        <w:t>е</w:t>
+      </w:r>
+      <w:r>
+        <w:t xml:space="preserve"> «</w:t>
       </w:r>
       <w:r>
         <w:t>ДТРД большой степени двухконтурности класса тяги 8 тонн для пассажирского самолета</w:t>
       </w:r>
       <w:r>
-        <w:t>» выполнена в требуемом объеме и соответствует заданию. Работа включает:</w:t>
+        <w:t>»</w:t>
+      </w:r>
+      <w:r>
+        <w:t xml:space="preserve"> </w:t>
+      </w:r>
+      <w:r>
+        <w:t>выполнена в требуемом объеме и соответствует заданию. Работа включает:</w:t>
       </w:r>
     </w:p>
     <w:p>
@@ -137,7 +161,13 @@
         <w:t>ку</w:t>
       </w:r>
       <w:r>
-        <w:t>, содержащую расчетно-конструкторскую, исследовательскую, технологическую, организационно-экономическую части, а также раздел по охране труда и окружающей среды;</w:t>
+        <w:t xml:space="preserve">, содержащую расчетно-конструкторскую, исследовательскую, технологическую, организационно-экономическую части, а также раздел по </w:t>
+      </w:r>
+      <w:r>
+        <w:t xml:space="preserve">охране труда и </w:t>
+      </w:r>
+      <w:r>
+        <w:t>окружающей среды.</w:t>
       </w:r>
     </w:p>
     <w:p>
@@ -155,108 +185,106 @@
       </w:r>
     </w:p>
     <w:p>
-      <w:pPr>
-        <w:rPr>
-          <w:highlight w:val="yellow"/>
-        </w:rPr>
-      </w:pPr>
-      <w:r>
-        <w:rPr>
-          <w:highlight w:val="yellow"/>
-        </w:rPr>
-        <w:t xml:space="preserve">Газотурбинная установка, предназначенная для привода нагнетателя природного газа, спроектирована на базе </w:t>
-      </w:r>
-      <w:r>
-        <w:rPr>
-          <w:highlight w:val="yellow"/>
-        </w:rPr>
-        <w:t>современных технологий авиационных ГТД. Схема и параметры ГТУ обеспечивают необходимую экономичность и ресурс, а</w:t>
-      </w:r>
-      <w:r>
-        <w:rPr>
-          <w:highlight w:val="yellow"/>
-        </w:rPr>
-        <w:t xml:space="preserve"> мощность, выбранная на номинальном режиме</w:t>
-      </w:r>
-      <w:r>
-        <w:rPr>
-          <w:highlight w:val="yellow"/>
-        </w:rPr>
-        <w:t xml:space="preserve"> – </w:t>
-      </w:r>
-      <w:r>
-        <w:rPr>
-          <w:highlight w:val="yellow"/>
-        </w:rPr>
-        <w:t>гарантирует</w:t>
-      </w:r>
-      <w:r>
-        <w:rPr>
-          <w:highlight w:val="yellow"/>
-        </w:rPr>
-        <w:t xml:space="preserve"> ее</w:t>
-      </w:r>
-      <w:r>
-        <w:rPr>
-          <w:highlight w:val="yellow"/>
-        </w:rPr>
+      <w:r>
+        <w:t xml:space="preserve">Объектом дипломного проектирования является перспективный гражданский авиационный </w:t>
+      </w:r>
+      <w:r>
+        <w:t>ДТРД</w:t>
+      </w:r>
+      <w:r>
+        <w:t>, спроектированный</w:t>
+      </w:r>
+      <w:r>
+        <w:t xml:space="preserve"> на базе </w:t>
+      </w:r>
+      <w:r>
+        <w:t xml:space="preserve">современных </w:t>
+      </w:r>
+      <w:r>
+        <w:t>авиационных</w:t>
+      </w:r>
+      <w:r>
         <w:t xml:space="preserve"> </w:t>
       </w:r>
       <w:r>
-        <w:rPr>
-          <w:highlight w:val="yellow"/>
-        </w:rPr>
-        <w:t>выработку</w:t>
-      </w:r>
-      <w:r>
-        <w:rPr>
-          <w:highlight w:val="yellow"/>
-        </w:rPr>
+        <w:t>технологий</w:t>
+      </w:r>
+      <w:r>
+        <w:t>. Схема и параметры ГТ</w:t>
+      </w:r>
+      <w:r>
+        <w:t>Д</w:t>
+      </w:r>
+      <w:r>
+        <w:t xml:space="preserve"> обеспечивают </w:t>
+      </w:r>
+      <w:r>
+        <w:t>необходимые требования конкурентоспособного двигателя 5 поколения</w:t>
+      </w:r>
+      <w:r>
+        <w:t>.</w:t>
+      </w:r>
+    </w:p>
+    <w:p>
+      <w:r>
+        <w:t xml:space="preserve">В расчетно-конструкторской части </w:t>
+      </w:r>
+      <w:r>
+        <w:t>в</w:t>
+      </w:r>
+      <w:r>
+        <w:t xml:space="preserve">ыбрана </w:t>
+      </w:r>
+      <w:r>
+        <w:t xml:space="preserve">и обоснована </w:t>
+      </w:r>
+      <w:r>
+        <w:t>схема ГТД</w:t>
+      </w:r>
+      <w:r>
+        <w:t>,</w:t>
+      </w:r>
+      <w:r>
+        <w:t xml:space="preserve"> вариативно</w:t>
+      </w:r>
+      <w:r>
         <w:t xml:space="preserve"> </w:t>
       </w:r>
       <w:r>
-        <w:rPr>
-          <w:highlight w:val="yellow"/>
-        </w:rPr>
-        <w:t>не ниже требуемой</w:t>
-      </w:r>
-      <w:r>
-        <w:rPr>
-          <w:highlight w:val="yellow"/>
-        </w:rPr>
-        <w:t xml:space="preserve"> в случае</w:t>
-      </w:r>
-      <w:r>
-        <w:rPr>
-          <w:highlight w:val="yellow"/>
-        </w:rPr>
-        <w:t xml:space="preserve"> повышенной температуры окружающей среды.</w:t>
-      </w:r>
-    </w:p>
-    <w:p>
-      <w:pPr>
-        <w:rPr>
-          <w:highlight w:val="yellow"/>
-        </w:rPr>
-      </w:pPr>
-      <w:r>
-        <w:rPr>
-          <w:highlight w:val="yellow"/>
-        </w:rPr>
-        <w:t>В расчетно-конструкторской части на основе вариантных расчетов цикла сделан и обоснован выбор основных параметров ГТУ.</w:t>
-      </w:r>
-      <w:r>
-        <w:rPr>
-          <w:highlight w:val="yellow"/>
-        </w:rPr>
-        <w:t xml:space="preserve"> Выполнены газодинамические расчеты осевых компрессоров низкого и высокого давления, осевых турбин высоког</w:t>
-      </w:r>
-      <w:r>
-        <w:rPr>
-          <w:highlight w:val="yellow"/>
-        </w:rPr>
-        <w:t>о, среднего давления и силовой турбины. Выбрана силовая схема ГТД и разработана его конструкция.</w:t>
-      </w:r>
+        <w:t>рассчитан</w:t>
+      </w:r>
+      <w:r>
+        <w:t xml:space="preserve"> </w:t>
+      </w:r>
+      <w:r>
+        <w:t xml:space="preserve">термодинамический </w:t>
+      </w:r>
+      <w:r>
+        <w:t>цикл</w:t>
+      </w:r>
+      <w:r>
+        <w:t xml:space="preserve"> с</w:t>
+      </w:r>
+      <w:r>
+        <w:t xml:space="preserve"> выбором оптимальных параметров и</w:t>
+      </w:r>
+      <w:r>
+        <w:t xml:space="preserve"> последующим поузловым расчетом Вл, КНД, КВД, КС, ТВД, ТНД</w:t>
+      </w:r>
+      <w:r>
+        <w:t>.</w:t>
+      </w:r>
+      <w:r>
+        <w:t xml:space="preserve"> Проведено сравнение с прототипами.</w:t>
+      </w:r>
+      <w:r>
+        <w:t xml:space="preserve"> Также конструкторская часть вклю</w:t>
+      </w:r>
+      <w:r>
+        <w:t>чает в себя чертежи продольного и поперечных разрезов, компоновки ДТРД с изображением ЛА, профилирования Л и Д.</w:t>
+      </w:r>
+      <w:bookmarkStart w:id="0" w:name="_GoBack"/>
+      <w:bookmarkEnd w:id="0"/>
     </w:p>
     <w:p>
       <w:pPr>
@@ -307,17 +335,53 @@
         <w:rPr>
           <w:highlight w:val="yellow"/>
         </w:rPr>
-        <w:t xml:space="preserve">Во второй части исследовательского раздела получена дроссельная характеристика спроектированной установки при различных температурах окружающей среды. Расчет выполнен при помощи программного комплекса </w:t>
-      </w:r>
-      <w:proofErr w:type="spellStart"/>
+        <w:t xml:space="preserve">В третьей части исследовательского раздела выполнен расчет на прочность диска 1-ой ступени </w:t>
+      </w:r>
+      <w:r>
+        <w:rPr>
+          <w:highlight w:val="yellow"/>
+        </w:rPr>
+        <w:t>ТВД</w:t>
+      </w:r>
+      <w:r>
+        <w:rPr>
+          <w:highlight w:val="yellow"/>
+        </w:rPr>
+        <w:t xml:space="preserve">. Описан алгоритм расчета, выполнен анализ результатов и произведена доработка конструкции диска. Расчет проведен при помощи программного комплекса </w:t>
+      </w:r>
       <w:r>
         <w:rPr>
           <w:highlight w:val="yellow"/>
           <w:lang w:val="en-US"/>
         </w:rPr>
-        <w:t>ThermoGTE</w:t>
-      </w:r>
-      <w:proofErr w:type="spellEnd"/>
+        <w:t>ANSYS</w:t>
+      </w:r>
+      <w:r>
+        <w:rPr>
+          <w:highlight w:val="yellow"/>
+        </w:rPr>
+        <w:t xml:space="preserve"> </w:t>
+      </w:r>
+      <w:r>
+        <w:rPr>
+          <w:highlight w:val="yellow"/>
+          <w:lang w:val="en-US"/>
+        </w:rPr>
+        <w:t>Static</w:t>
+      </w:r>
+      <w:r>
+        <w:rPr>
+          <w:highlight w:val="yellow"/>
+        </w:rPr>
+        <w:t xml:space="preserve"> </w:t>
+      </w:r>
+      <w:r>
+        <w:rPr>
+          <w:highlight w:val="yellow"/>
+          <w:lang w:val="en-US"/>
+        </w:rPr>
+        <w:t>Structural</w:t>
+      </w:r>
       <w:r>
         <w:rPr>
           <w:highlight w:val="yellow"/>
@@ -327,142 +391,104 @@
     </w:p>
     <w:p>
       <w:pPr>
-        <w:rPr>
-          <w:highlight w:val="yellow"/>
-        </w:rPr>
-      </w:pPr>
-      <w:r>
-        <w:rPr>
-          <w:highlight w:val="yellow"/>
-        </w:rPr>
-        <w:t xml:space="preserve">В третьей части исследовательского раздела выполнен расчет на прочность диска 1-ой ступени </w:t>
-      </w:r>
-      <w:r>
-        <w:rPr>
-          <w:highlight w:val="yellow"/>
-        </w:rPr>
-        <w:t>ТВД</w:t>
-      </w:r>
-      <w:r>
-        <w:rPr>
-          <w:highlight w:val="yellow"/>
-        </w:rPr>
-        <w:t xml:space="preserve">. Описан алгоритм расчета, выполнен анализ результатов и произведена </w:t>
-      </w:r>
-      <w:r>
-        <w:rPr>
-          <w:highlight w:val="yellow"/>
+        <w:ind w:firstLine="708"/>
+        <w:rPr>
+          <w:color w:val="000000"/>
+          <w:szCs w:val="24"/>
+        </w:rPr>
+      </w:pPr>
+      <w:r>
+        <w:rPr>
+          <w:color w:val="000000"/>
+          <w:szCs w:val="24"/>
         </w:rPr>
         <w:lastRenderedPageBreak/>
-        <w:t xml:space="preserve">доработка конструкции диска. Расчет проведен при помощи программного комплекса </w:t>
-      </w:r>
-      <w:r>
-        <w:rPr>
-          <w:highlight w:val="yellow"/>
-          <w:lang w:val="en-US"/>
-        </w:rPr>
-        <w:t>ANSYS</w:t>
-      </w:r>
-      <w:r>
-        <w:rPr>
-          <w:highlight w:val="yellow"/>
-        </w:rPr>
+        <w:t>В технологической части ВКР разработан рабочий чертеж диска ТВД и назначены технические требования. Разработан маршрутный технологический процесс изготовления диска ТВД и рассчитаны операции на сверление, с разработкой их эскизов.</w:t>
+      </w:r>
+    </w:p>
+    <w:p>
+      <w:pPr>
+        <w:ind w:firstLine="708"/>
+        <w:rPr>
+          <w:color w:val="000000"/>
+          <w:szCs w:val="24"/>
+        </w:rPr>
+      </w:pPr>
+      <w:r>
+        <w:rPr>
+          <w:color w:val="000000"/>
+          <w:szCs w:val="24"/>
+        </w:rPr>
+        <w:t>В организационно-экономической части ВКР проведён технико-экономический анализ разрабатываемого двигателя. Сделано сравнение технико-экономических характеристик с наиболее близким по параметрам двигателем-аналогом. Построены графики затрат на приобретение и эксплуатацию данных ГТД, с предварительным расчётом себестоимости и эксплуатационных расходов.</w:t>
+      </w:r>
+    </w:p>
+    <w:p>
+      <w:pPr>
+        <w:ind w:firstLine="708"/>
+        <w:rPr>
+          <w:color w:val="000000"/>
+          <w:szCs w:val="24"/>
+        </w:rPr>
+      </w:pPr>
+      <w:r>
+        <w:t xml:space="preserve">В разделе «Охрана труда и охрана окружающей среды» проанализированы вредные и опасные производственные факторы на этапе </w:t>
+      </w:r>
+      <w:r>
+        <w:t>приемо-сдаточных испытаний</w:t>
+      </w:r>
+      <w:r>
         <w:t xml:space="preserve"> </w:t>
       </w:r>
       <w:r>
-        <w:rPr>
-          <w:highlight w:val="yellow"/>
-          <w:lang w:val="en-US"/>
-        </w:rPr>
-        <w:t>Static</w:t>
-      </w:r>
-      <w:r>
-        <w:rPr>
-          <w:highlight w:val="yellow"/>
-        </w:rPr>
-        <w:t xml:space="preserve"> </w:t>
-      </w:r>
-      <w:r>
-        <w:rPr>
-          <w:highlight w:val="yellow"/>
-          <w:lang w:val="en-US"/>
-        </w:rPr>
-        <w:t>Structural</w:t>
-      </w:r>
-      <w:r>
-        <w:rPr>
-          <w:highlight w:val="yellow"/>
-        </w:rPr>
-        <w:t>.</w:t>
-      </w:r>
-    </w:p>
-    <w:p>
-      <w:pPr>
-        <w:rPr>
-          <w:highlight w:val="yellow"/>
-        </w:rPr>
-      </w:pPr>
-      <w:r>
-        <w:rPr>
-          <w:highlight w:val="yellow"/>
-        </w:rPr>
-        <w:t xml:space="preserve">В технологической части разработана конструкция и маршрут технологического процесса изготовления детали «Вал привода», </w:t>
-      </w:r>
-      <w:r>
-        <w:rPr>
-          <w:highlight w:val="yellow"/>
-        </w:rPr>
-        <w:t>соединяющий</w:t>
-      </w:r>
-      <w:r>
-        <w:rPr>
-          <w:highlight w:val="yellow"/>
-        </w:rPr>
-        <w:t xml:space="preserve"> валы компрессора</w:t>
-      </w:r>
-      <w:r>
-        <w:rPr>
-          <w:highlight w:val="yellow"/>
-        </w:rPr>
-        <w:t xml:space="preserve"> высокого давления и турбины высокого давления.</w:t>
-      </w:r>
-    </w:p>
-    <w:p>
-      <w:pPr>
-        <w:rPr>
-          <w:highlight w:val="yellow"/>
-        </w:rPr>
-      </w:pPr>
-      <w:r>
-        <w:rPr>
-          <w:highlight w:val="yellow"/>
-        </w:rPr>
-        <w:t>В организационно-экономической части проведена оценка себестоимости спроектированной ГТУ и выполнено технико-экономическое сравнение с установкой аналогом.</w:t>
-      </w:r>
-    </w:p>
-    <w:p>
-      <w:r>
-        <w:t xml:space="preserve">В разделе «Охрана труда и охрана окружающей среды» проанализированы вредные и опасные производственные факторы на этапе </w:t>
-      </w:r>
-      <w:r>
-        <w:rPr>
-          <w:highlight w:val="yellow"/>
-        </w:rPr>
-        <w:t>эксплуатации</w:t>
-      </w:r>
-      <w:r>
-        <w:t xml:space="preserve"> ГТ</w:t>
+        <w:t>ГТ</w:t>
       </w:r>
       <w:r>
         <w:t>Д</w:t>
       </w:r>
       <w:r>
-        <w:t xml:space="preserve">. Рассчитаны поля рассеивания загрязняющих веществ. </w:t>
-      </w:r>
-    </w:p>
-    <w:p>
-      <w:r>
-        <w:t>Приведенные в работе газодинамические, прочностные и другие расчеты выполнены с использованием актуальных методик. Графическая часть работы соответствует требованиям, установленным ЕСКД и ГОСТ.</w:t>
+        <w:t>. Рассчитаны поля ра</w:t>
+      </w:r>
+      <w:r>
+        <w:t xml:space="preserve">ссеивания загрязняющих веществ и </w:t>
+      </w:r>
+      <w:r>
+        <w:rPr>
+          <w:color w:val="000000"/>
+          <w:szCs w:val="24"/>
+        </w:rPr>
+        <w:t>карт</w:t>
+      </w:r>
+      <w:r>
+        <w:rPr>
+          <w:color w:val="000000"/>
+          <w:szCs w:val="24"/>
+        </w:rPr>
+        <w:t>ы</w:t>
+      </w:r>
+      <w:r>
+        <w:rPr>
+          <w:color w:val="000000"/>
+          <w:szCs w:val="24"/>
+        </w:rPr>
+        <w:t xml:space="preserve"> шума, с </w:t>
+      </w:r>
+      <w:r>
+        <w:rPr>
+          <w:color w:val="000000"/>
+          <w:szCs w:val="24"/>
+        </w:rPr>
+        <w:t>использованием специального ПО.</w:t>
+      </w:r>
+    </w:p>
+    <w:p>
+      <w:r>
+        <w:t>Приведенные в работе газодинамические, прочностные и другие расчеты выполнены с использованием актуальных методик</w:t>
+      </w:r>
+      <w:r>
+        <w:t xml:space="preserve"> и современных средств автоматизированного проектирования</w:t>
+      </w:r>
+      <w:r>
+        <w:t>. Графическая часть работы соответствует требованиям, установленным ЕСКД и ГОСТ.</w:t>
       </w:r>
     </w:p>
     <w:p>
@@ -593,8 +619,6 @@
         </w:rPr>
         <w:t>;</w:t>
       </w:r>
-      <w:bookmarkStart w:id="0" w:name="_GoBack"/>
-      <w:bookmarkEnd w:id="0"/>
     </w:p>
     <w:p>
       <w:pPr>
@@ -635,20 +659,14 @@
     </w:p>
     <w:p>
       <w:r>
-        <w:t xml:space="preserve">Высказанные замечания нисколько не снижают ценность представленной работы. Выполняя такой объем работы в одиночку невозможно учесть всё. Представленная работа </w:t>
-      </w:r>
-      <w:r>
         <w:lastRenderedPageBreak/>
-        <w:t>отвечает предъявляемым к ВКР требованиям и заслуживает оценки «отлично»</w:t>
+        <w:t>Высказанные замечания нисколько не снижают ценность представленной работы. Выполняя такой объем работы в одиночку невозможно учесть всё. Представленная работа отвечает предъявляемым к ВКР требованиям и заслуживает оценки «отлично»</w:t>
       </w:r>
       <w:r>
         <w:t>.</w:t>
       </w:r>
       <w:r>
         <w:t xml:space="preserve"> </w:t>
-      </w:r>
-      <w:r>
-        <w:t xml:space="preserve">     </w:t>
       </w:r>
       <w:r>
         <w:t>Андрюшин Д. В.</w:t>
@@ -2089,7 +2107,7 @@
 </file>
 
 <file path=customXml/itemProps1.xml><?xml version="1.0" encoding="utf-8"?>
-<ds:datastoreItem xmlns:ds="http://schemas.openxmlformats.org/officeDocument/2006/customXml" ds:itemID="{9DAED0C4-9E89-460D-AED3-842F9B510AD5}">
+<ds:datastoreItem xmlns:ds="http://schemas.openxmlformats.org/officeDocument/2006/customXml" ds:itemID="{B94884E2-389D-4A1B-BA5B-71FCCAD008AE}">
   <ds:schemaRefs>
     <ds:schemaRef ds:uri="http://schemas.openxmlformats.org/officeDocument/2006/bibliography"/>
   </ds:schemaRefs>
